--- a/public/gallery/examples/marketing-manager/id/resume.docx
+++ b/public/gallery/examples/marketing-manager/id/resume.docx
@@ -66,7 +66,7 @@
         </w:rPr>
         <w:t xml:space="preserve">📧 </w:t>
       </w:r>
-      <w:hyperlink w:history="1" r:id="rIdbzmjgk1mjxc6pnsabmsa0">
+      <w:hyperlink w:history="1" r:id="rId2_pr8kd_w5a67-covf4vh">
         <w:r>
           <w:rPr>
             <w:sz w:val="18"/>
@@ -89,7 +89,7 @@
         </w:rPr>
         <w:t xml:space="preserve">🔗 </w:t>
       </w:r>
-      <w:hyperlink w:history="1" r:id="rId_z4vnztk-vgpxd0egixsj">
+      <w:hyperlink w:history="1" r:id="rId5kbjvi87femyjdyegmrd2">
         <w:r>
           <w:rPr>
             <w:sz w:val="18"/>
@@ -124,7 +124,7 @@
         <w:spacing w:after="200" w:line="276"/>
         <w:jc w:val="center"/>
       </w:pPr>
-      <w:hyperlink w:history="1" r:id="rIdwn0dmcxx_a5aotqumrv6i">
+      <w:hyperlink w:history="1" r:id="rIdfrwvbderlpgluzax_6kcz">
         <w:r>
           <w:rPr>
             <w:sz w:val="18"/>
@@ -140,7 +140,7 @@
         </w:rPr>
         <w:t xml:space="preserve"> • </w:t>
       </w:r>
-      <w:hyperlink w:history="1" r:id="rIdw2xuh71uzccuwripu3vv0">
+      <w:hyperlink w:history="1" r:id="rIdcvtjzhy3jie_zbhbmqwyk">
         <w:r>
           <w:rPr>
             <w:sz w:val="18"/>
@@ -156,7 +156,7 @@
         </w:rPr>
         <w:t xml:space="preserve"> • </w:t>
       </w:r>
-      <w:hyperlink w:history="1" r:id="rIdowmdcn5r2d7g5eamdpctk">
+      <w:hyperlink w:history="1" r:id="rIdimklqazrqq9vucjykrrig">
         <w:r>
           <w:rPr>
             <w:sz w:val="18"/>
@@ -284,7 +284,7 @@
         </w:rPr>
         <w:t xml:space="preserve">	</w:t>
       </w:r>
-      <w:hyperlink w:history="1" r:id="rId66dcy5gw8kx9hn3d4kuf1">
+      <w:hyperlink w:history="1" r:id="rIdka2hkj-pimp26eks9yg9e">
         <w:r>
           <w:rPr>
             <w:sz w:val="18"/>
@@ -447,7 +447,7 @@
         </w:rPr>
         <w:t xml:space="preserve">	</w:t>
       </w:r>
-      <w:hyperlink w:history="1" r:id="rIdoprumz5fa8_jdqbwrjagw">
+      <w:hyperlink w:history="1" r:id="rIdhh088rwsf-euktgywe3m5">
         <w:r>
           <w:rPr>
             <w:sz w:val="18"/>
@@ -629,7 +629,7 @@
         </w:rPr>
         <w:t xml:space="preserve">	</w:t>
       </w:r>
-      <w:hyperlink w:history="1" r:id="rId8mba7abvzdjynqjpr-45r">
+      <w:hyperlink w:history="1" r:id="rIdgm9fj-9ulmjcqpidbtyn0">
         <w:r>
           <w:rPr>
             <w:sz w:val="18"/>
@@ -1116,7 +1116,7 @@
         </w:rPr>
         <w:t xml:space="preserve">	</w:t>
       </w:r>
-      <w:hyperlink w:history="1" r:id="rIdvrysiqo-s0ftks35s98eb">
+      <w:hyperlink w:history="1" r:id="rIdqvsoyazogqhuvozqtxkog">
         <w:r>
           <w:rPr>
             <w:sz w:val="18"/>
@@ -1182,7 +1182,7 @@
         </w:rPr>
         <w:t xml:space="preserve">	</w:t>
       </w:r>
-      <w:hyperlink w:history="1" r:id="rIdwocu7bwmxinso8voc1ruo">
+      <w:hyperlink w:history="1" r:id="rIdwea8clls_aio0srrvwu7l">
         <w:r>
           <w:rPr>
             <w:sz w:val="18"/>
@@ -1248,7 +1248,7 @@
         </w:rPr>
         <w:t xml:space="preserve">	</w:t>
       </w:r>
-      <w:hyperlink w:history="1" r:id="rIdw5doxvcsdf2ultm3fjma7">
+      <w:hyperlink w:history="1" r:id="rIdxuisrgpu_tru39aucdlt0">
         <w:r>
           <w:rPr>
             <w:sz w:val="18"/>
@@ -1333,7 +1333,7 @@
         </w:rPr>
         <w:t xml:space="preserve">	</w:t>
       </w:r>
-      <w:hyperlink w:history="1" r:id="rId7wt_pjn1gplifglvatvmu">
+      <w:hyperlink w:history="1" r:id="rIdthjqlfzalgjznsat9y1hu">
         <w:r>
           <w:rPr>
             <w:sz w:val="18"/>
@@ -1475,7 +1475,7 @@
         </w:rPr>
         <w:t xml:space="preserve">	</w:t>
       </w:r>
-      <w:hyperlink w:history="1" r:id="rIdgodvmttmoy-d6g4eura-k">
+      <w:hyperlink w:history="1" r:id="rId97hczvrwmdysjunwuj_qd">
         <w:r>
           <w:rPr>
             <w:sz w:val="18"/>
@@ -1619,7 +1619,7 @@
         </w:rPr>
         <w:t xml:space="preserve">	</w:t>
       </w:r>
-      <w:hyperlink w:history="1" r:id="rIddtkl7ns1tkw5jzvxb6luc">
+      <w:hyperlink w:history="1" r:id="rIdcpgf6bgxh0374rldq8-ch">
         <w:r>
           <w:rPr>
             <w:sz w:val="18"/>
@@ -1864,7 +1864,7 @@
         </w:rPr>
         <w:t xml:space="preserve">	</w:t>
       </w:r>
-      <w:hyperlink w:history="1" r:id="rIdfk3vujpds10vo5qp59e0w">
+      <w:hyperlink w:history="1" r:id="rIdulpqieshvb4pzdx4gkz1l">
         <w:r>
           <w:rPr>
             <w:sz w:val="18"/>
@@ -1987,7 +1987,7 @@
         </w:rPr>
         <w:t xml:space="preserve">	</w:t>
       </w:r>
-      <w:hyperlink w:history="1" r:id="rIdr5hnnsl3ewcieehx5-h32">
+      <w:hyperlink w:history="1" r:id="rIdhi1uwxq1gdy7ooxtnw6rt">
         <w:r>
           <w:rPr>
             <w:sz w:val="18"/>
